--- a/materialien/Werkzeuge/Warm-up-Karten/KR_W3_Warmup.docx
+++ b/materialien/Werkzeuge/Warm-up-Karten/KR_W3_Warmup.docx
@@ -159,7 +159,7 @@
               <w:rPr>
                 <w:rFonts w:ascii="Georgia" w:hAnsi="Georgia" w:cs="Georgia" w:eastAsia="Georgia"/>
                 <w:b/>
-                <w:color w:val="556B2F"/>
+                <w:color w:val="14213D"/>
                 <w:sz w:val="34"/>
               </w:rPr>
               <w:t>Das Maschinenzeitalter</w:t>

--- a/materialien/Werkzeuge/Warm-up-Karten/KR_W3_Warmup.docx
+++ b/materialien/Werkzeuge/Warm-up-Karten/KR_W3_Warmup.docx
@@ -906,7 +906,7 @@
                 <w:color w:val="1B1B1F"/>
                 <w:sz w:val="22"/>
               </w:rPr>
-              <w:t>KRYPTOS-16: Bestimme S(0110) und S⁻¹(1000) mit dem S-Box-Handout.</w:t>
+              <w:t>KRYPTOS-16: Bestimme S(0110) und S⁻¹(1001) mit dem S-Box-Handout.</w:t>
             </w:r>
           </w:p>
         </w:tc>

--- a/materialien/Werkzeuge/Warm-up-Karten/KR_W3_Warmup.docx
+++ b/materialien/Werkzeuge/Warm-up-Karten/KR_W3_Warmup.docx
@@ -906,7 +906,7 @@
                 <w:color w:val="1B1B1F"/>
                 <w:sz w:val="22"/>
               </w:rPr>
-              <w:t>KRYPTOS-16: Bestimme S(0110) und S⁻¹(1001) mit dem S-Box-Handout.</w:t>
+              <w:t>KRYPTOS-16: Bestimme S(0100) und S⁻¹(1001) mit dem S-Box-Handout.</w:t>
             </w:r>
           </w:p>
         </w:tc>
@@ -1654,7 +1654,7 @@
                 <w:color w:val="1B1B1F"/>
                 <w:sz w:val="22"/>
               </w:rPr>
-              <w:t>KDIHQ</w:t>
+              <w:t>ODQCH</w:t>
             </w:r>
             <w:r>
               <w:rPr>
@@ -1829,7 +1829,7 @@
                 <w:color w:val="1B1B1F"/>
                 <w:sz w:val="22"/>
               </w:rPr>
-              <w:t>Kasiski: Wiederholungen im Abstand 12, 18 und 30. Welche Schlüssellänge ist am wahrscheinlichsten?</w:t>
+              <w:t>Kasiski: Wiederholungen im Abstand 16, 24 und 40. Welche Schlüssellänge ist am wahrscheinlichsten?</w:t>
             </w:r>
           </w:p>
         </w:tc>
